--- a/Digital_TheArtOfCryptography_FP_58485.docx
+++ b/Digital_TheArtOfCryptography_FP_58485.docx
@@ -202,7 +202,7 @@
           <w:lang w:val="en-IN"/>
         </w:rPr>
         <w:pict w14:anchorId="01A7A998">
-          <v:rect id="_x0000_i1275" style="width:0;height:1.5pt" o:hralign="center" o:hrstd="t" o:hr="t" fillcolor="#a0a0a0" stroked="f"/>
+          <v:rect id="_x0000_i1025" style="width:0;height:1.5pt" o:hralign="center" o:hrstd="t" o:hr="t" fillcolor="#a0a0a0" stroked="f"/>
         </w:pict>
       </w:r>
     </w:p>
@@ -415,7 +415,7 @@
           <w:lang w:val="en-IN"/>
         </w:rPr>
         <w:pict w14:anchorId="1821CA58">
-          <v:rect id="_x0000_i1276" style="width:0;height:1.5pt" o:hralign="center" o:hrstd="t" o:hr="t" fillcolor="#a0a0a0" stroked="f"/>
+          <v:rect id="_x0000_i1026" style="width:0;height:1.5pt" o:hralign="center" o:hrstd="t" o:hr="t" fillcolor="#a0a0a0" stroked="f"/>
         </w:pict>
       </w:r>
     </w:p>
@@ -645,7 +645,7 @@
           <w:lang w:val="en-IN"/>
         </w:rPr>
         <w:pict w14:anchorId="635C5D30">
-          <v:rect id="_x0000_i1277" style="width:0;height:1.5pt" o:hralign="center" o:hrstd="t" o:hr="t" fillcolor="#a0a0a0" stroked="f"/>
+          <v:rect id="_x0000_i1027" style="width:0;height:1.5pt" o:hralign="center" o:hrstd="t" o:hr="t" fillcolor="#a0a0a0" stroked="f"/>
         </w:pict>
       </w:r>
     </w:p>
@@ -824,7 +824,7 @@
           <w:lang w:val="en-IN"/>
         </w:rPr>
         <w:pict w14:anchorId="696FF599">
-          <v:rect id="_x0000_i1278" style="width:0;height:1.5pt" o:hralign="center" o:hrstd="t" o:hr="t" fillcolor="#a0a0a0" stroked="f"/>
+          <v:rect id="_x0000_i1028" style="width:0;height:1.5pt" o:hralign="center" o:hrstd="t" o:hr="t" fillcolor="#a0a0a0" stroked="f"/>
         </w:pict>
       </w:r>
     </w:p>
@@ -1020,7 +1020,7 @@
           <w:lang w:val="en-IN"/>
         </w:rPr>
         <w:pict w14:anchorId="072DE7F8">
-          <v:rect id="_x0000_i1279" style="width:0;height:1.5pt" o:hralign="center" o:hrstd="t" o:hr="t" fillcolor="#a0a0a0" stroked="f"/>
+          <v:rect id="_x0000_i1029" style="width:0;height:1.5pt" o:hralign="center" o:hrstd="t" o:hr="t" fillcolor="#a0a0a0" stroked="f"/>
         </w:pict>
       </w:r>
     </w:p>
@@ -1216,7 +1216,7 @@
           <w:lang w:val="en-IN"/>
         </w:rPr>
         <w:pict w14:anchorId="0728D277">
-          <v:rect id="_x0000_i1280" style="width:0;height:1.5pt" o:hralign="center" o:hrstd="t" o:hr="t" fillcolor="#a0a0a0" stroked="f"/>
+          <v:rect id="_x0000_i1030" style="width:0;height:1.5pt" o:hralign="center" o:hrstd="t" o:hr="t" fillcolor="#a0a0a0" stroked="f"/>
         </w:pict>
       </w:r>
     </w:p>
@@ -1378,7 +1378,7 @@
           <w:lang w:val="en-IN"/>
         </w:rPr>
         <w:pict w14:anchorId="441EC9A4">
-          <v:rect id="_x0000_i1281" style="width:0;height:1.5pt" o:hralign="center" o:hrstd="t" o:hr="t" fillcolor="#a0a0a0" stroked="f"/>
+          <v:rect id="_x0000_i1031" style="width:0;height:1.5pt" o:hralign="center" o:hrstd="t" o:hr="t" fillcolor="#a0a0a0" stroked="f"/>
         </w:pict>
       </w:r>
     </w:p>
@@ -1557,7 +1557,7 @@
           <w:lang w:val="en-IN"/>
         </w:rPr>
         <w:pict w14:anchorId="6C2A6B12">
-          <v:rect id="_x0000_i1282" style="width:0;height:1.5pt" o:hralign="center" o:hrstd="t" o:hr="t" fillcolor="#a0a0a0" stroked="f"/>
+          <v:rect id="_x0000_i1032" style="width:0;height:1.5pt" o:hralign="center" o:hrstd="t" o:hr="t" fillcolor="#a0a0a0" stroked="f"/>
         </w:pict>
       </w:r>
     </w:p>
@@ -1787,7 +1787,7 @@
           <w:lang w:val="en-IN"/>
         </w:rPr>
         <w:pict w14:anchorId="325A9138">
-          <v:rect id="_x0000_i1283" style="width:0;height:1.5pt" o:hralign="center" o:hrstd="t" o:hr="t" fillcolor="#a0a0a0" stroked="f"/>
+          <v:rect id="_x0000_i1033" style="width:0;height:1.5pt" o:hralign="center" o:hrstd="t" o:hr="t" fillcolor="#a0a0a0" stroked="f"/>
         </w:pict>
       </w:r>
     </w:p>
@@ -2000,7 +2000,7 @@
           <w:lang w:val="en-IN"/>
         </w:rPr>
         <w:pict w14:anchorId="5781D899">
-          <v:rect id="_x0000_i1284" style="width:0;height:1.5pt" o:hralign="center" o:hrstd="t" o:hr="t" fillcolor="#a0a0a0" stroked="f"/>
+          <v:rect id="_x0000_i1034" style="width:0;height:1.5pt" o:hralign="center" o:hrstd="t" o:hr="t" fillcolor="#a0a0a0" stroked="f"/>
         </w:pict>
       </w:r>
     </w:p>
@@ -2196,7 +2196,7 @@
           <w:lang w:val="en-IN"/>
         </w:rPr>
         <w:pict w14:anchorId="2B5F5BD2">
-          <v:rect id="_x0000_i1285" style="width:0;height:1.5pt" o:hralign="center" o:hrstd="t" o:hr="t" fillcolor="#a0a0a0" stroked="f"/>
+          <v:rect id="_x0000_i1035" style="width:0;height:1.5pt" o:hralign="center" o:hrstd="t" o:hr="t" fillcolor="#a0a0a0" stroked="f"/>
         </w:pict>
       </w:r>
     </w:p>
@@ -2385,7 +2385,7 @@
           <w:lang w:val="en-IN"/>
         </w:rPr>
         <w:pict w14:anchorId="045252E5">
-          <v:rect id="_x0000_i1286" style="width:0;height:1.5pt" o:hralign="center" o:hrstd="t" o:hr="t" fillcolor="#a0a0a0" stroked="f"/>
+          <v:rect id="_x0000_i1036" style="width:0;height:1.5pt" o:hralign="center" o:hrstd="t" o:hr="t" fillcolor="#a0a0a0" stroked="f"/>
         </w:pict>
       </w:r>
     </w:p>
@@ -2547,7 +2547,7 @@
           <w:lang w:val="en-IN"/>
         </w:rPr>
         <w:pict w14:anchorId="6542D93B">
-          <v:rect id="_x0000_i1287" style="width:0;height:1.5pt" o:hralign="center" o:hrstd="t" o:hr="t" fillcolor="#a0a0a0" stroked="f"/>
+          <v:rect id="_x0000_i1037" style="width:0;height:1.5pt" o:hralign="center" o:hrstd="t" o:hr="t" fillcolor="#a0a0a0" stroked="f"/>
         </w:pict>
       </w:r>
     </w:p>
@@ -3580,31 +3580,7 @@
         <w:rPr>
           <w:lang w:val="en-IN"/>
         </w:rPr>
-        <w:t>A substitution cipher where each letter in the plaintext is replaced by a letter a fixed number of positions down the alphabet (e.g., a shift of 3: A </w:t>
-      </w:r>
-      <w:r>
-        <w:rPr>
-          <w:lang w:val="en-IN"/>
-        </w:rPr>
-        <w:t>-&gt; D</w:t>
-      </w:r>
-      <w:r>
-        <w:rPr>
-          <w:lang w:val="en-IN"/>
-        </w:rPr>
-        <w:t xml:space="preserve"> B </w:t>
-      </w:r>
-      <w:r>
-        <w:rPr>
-          <w:lang w:val="en-IN"/>
-        </w:rPr>
-        <w:t xml:space="preserve">-&gt; </w:t>
-      </w:r>
-      <w:r>
-        <w:rPr>
-          <w:lang w:val="en-IN"/>
-        </w:rPr>
-        <w:t> E).</w:t>
+        <w:t>A substitution cipher where each letter in the plaintext is replaced by a letter a fixed number of positions down the alphabet (e.g., a shift of 3: A -&gt; D B -&gt;  E).</w:t>
       </w:r>
     </w:p>
     <w:p>
@@ -3960,19 +3936,7 @@
         <w:rPr>
           <w:lang w:val="en-IN"/>
         </w:rPr>
-        <w:t xml:space="preserve">A cryptanalytic technique </w:t>
-      </w:r>
-      <w:r>
-        <w:rPr>
-          <w:lang w:val="en-IN"/>
-        </w:rPr>
-        <w:t>since</w:t>
-      </w:r>
-      <w:r>
-        <w:rPr>
-          <w:lang w:val="en-IN"/>
-        </w:rPr>
-        <w:t xml:space="preserve"> in any language, certain letters (e.g., 'E', 'T', 'A' in English) occur with varying frequencies.</w:t>
+        <w:t>A cryptanalytic technique since in any language, certain letters (e.g., 'E', 'T', 'A' in English) occur with varying frequencies.</w:t>
       </w:r>
       <w:r>
         <w:rPr>
@@ -4467,19 +4431,7 @@
         <w:rPr>
           <w:lang w:val="en-IN"/>
         </w:rPr>
-        <w:t xml:space="preserve"> A polyalphabetic substitution cipher </w:t>
-      </w:r>
-      <w:r>
-        <w:rPr>
-          <w:lang w:val="en-IN"/>
-        </w:rPr>
-        <w:t>like</w:t>
-      </w:r>
-      <w:r>
-        <w:rPr>
-          <w:lang w:val="en-IN"/>
-        </w:rPr>
-        <w:t xml:space="preserve"> the Vigenère cipher but with a different encryption formula. It is reciprocal, meaning the same formula is used for both encryption and decryption </w:t>
+        <w:t> A polyalphabetic substitution cipher like the Vigenère cipher but with a different encryption formula. It is reciprocal, meaning the same formula is used for both encryption and decryption </w:t>
       </w:r>
     </w:p>
     <w:p>
@@ -4685,19 +4637,7 @@
         <w:rPr>
           <w:lang w:val="en-IN"/>
         </w:rPr>
-        <w:t xml:space="preserve"> A </w:t>
-      </w:r>
-      <w:r>
-        <w:rPr>
-          <w:lang w:val="en-IN"/>
-        </w:rPr>
-        <w:t>polygraphed</w:t>
-      </w:r>
-      <w:r>
-        <w:rPr>
-          <w:lang w:val="en-IN"/>
-        </w:rPr>
-        <w:t xml:space="preserve"> substitution cipher that encrypts pairs of letters  instead of single letters, using a 5x5 matrix based on a keyword.</w:t>
+        <w:t> A polygraphed substitution cipher that encrypts pairs of letters  instead of single letters, using a 5x5 matrix based on a keyword.</w:t>
       </w:r>
     </w:p>
     <w:p>
@@ -4793,46 +4733,32 @@
         </w:rPr>
         <w:t>Shannon’s Confusion Principle</w:t>
       </w:r>
-    </w:p>
-    <w:p>
-      <w:pPr>
-        <w:rPr>
-          <w:lang w:val="en-IN"/>
-        </w:rPr>
-      </w:pPr>
-      <w:r>
-        <w:rPr>
-          <w:lang w:val="en-IN"/>
-        </w:rPr>
-        <w:t>Introduced by Claude Shannon in 1945, confusion is a design technique that makes the relationship between the </w:t>
-      </w:r>
-      <w:r>
-        <w:rPr>
-          <w:b/>
-          <w:bCs/>
-          <w:lang w:val="en-IN"/>
-        </w:rPr>
-        <w:t>ciphertext</w:t>
-      </w:r>
-      <w:r>
-        <w:rPr>
-          <w:lang w:val="en-IN"/>
-        </w:rPr>
-        <w:t> and the </w:t>
-      </w:r>
-      <w:r>
-        <w:rPr>
-          <w:b/>
-          <w:bCs/>
-          <w:lang w:val="en-IN"/>
-        </w:rPr>
-        <w:t>symmetric key</w:t>
-      </w:r>
-      <w:r>
-        <w:rPr>
-          <w:lang w:val="en-IN"/>
-        </w:rPr>
-        <w:t> as complex and involved as possible. </w:t>
+      <w:r>
+        <w:rPr>
+          <w:b/>
+          <w:bCs/>
+          <w:lang w:val="en-IN"/>
+        </w:rPr>
+        <w:t xml:space="preserve"> : </w:t>
+      </w:r>
+      <w:r>
+        <w:rPr>
+          <w:lang w:val="en-IN"/>
+        </w:rPr>
+        <w:t>A small change in the key should cause massive, unpredictable changes in the ciphertext, making key extraction difficult</w:t>
+      </w:r>
+    </w:p>
+    <w:p>
+      <w:pPr>
+        <w:rPr>
+          <w:lang w:val="en-IN"/>
+        </w:rPr>
+      </w:pPr>
+      <w:r>
+        <w:rPr>
+          <w:lang w:val="en-IN"/>
+        </w:rPr>
+        <w:t>Introduced by Claude Shannon in 1945, confusion is a design technique that makes the relationship between the ciphertext and the symmetric key as complex and involved as possible. </w:t>
       </w:r>
     </w:p>
     <w:p>
@@ -4847,31 +4773,9 @@
       </w:pPr>
       <w:r>
         <w:rPr>
-          <w:b/>
-          <w:bCs/>
-          <w:lang w:val="en-IN"/>
-        </w:rPr>
-        <w:t>Mechanism:</w:t>
-      </w:r>
-      <w:r>
-        <w:rPr>
-          <w:lang w:val="en-IN"/>
-        </w:rPr>
-        <w:t> Achieved through </w:t>
-      </w:r>
-      <w:r>
-        <w:rPr>
-          <w:b/>
-          <w:bCs/>
-          <w:lang w:val="en-IN"/>
-        </w:rPr>
-        <w:t>substitution</w:t>
-      </w:r>
-      <w:r>
-        <w:rPr>
-          <w:lang w:val="en-IN"/>
-        </w:rPr>
-        <w:t> (S-boxes), where bits are replaced based on a key.</w:t>
+          <w:lang w:val="en-IN"/>
+        </w:rPr>
+        <w:t>Mechanism: Achieved through substitution (S-boxes), where bits are replaced based on a key.</w:t>
       </w:r>
     </w:p>
     <w:p>
@@ -4886,17 +4790,9 @@
       </w:pPr>
       <w:r>
         <w:rPr>
-          <w:b/>
-          <w:bCs/>
-          <w:lang w:val="en-IN"/>
-        </w:rPr>
-        <w:t>Goal:</w:t>
-      </w:r>
-      <w:r>
-        <w:rPr>
-          <w:lang w:val="en-IN"/>
-        </w:rPr>
-        <w:t> A small change in the key should cause massive, unpredictable changes in the ciphertext, making key extraction difficult. </w:t>
+          <w:lang w:val="en-IN"/>
+        </w:rPr>
+        <w:t>Goal: A small change in the key should cause massive, unpredictable changes in the ciphertext, making key extraction difficult. </w:t>
       </w:r>
     </w:p>
     <w:p>
@@ -5854,19 +5750,7 @@
         <w:rPr>
           <w:lang w:val="en-IN"/>
         </w:rPr>
-        <w:t xml:space="preserve">Random/unique </w:t>
-      </w:r>
-      <w:r>
-        <w:rPr>
-          <w:lang w:val="en-IN"/>
-        </w:rPr>
-        <w:t>value-added</w:t>
-      </w:r>
-      <w:r>
-        <w:rPr>
-          <w:lang w:val="en-IN"/>
-        </w:rPr>
-        <w:t xml:space="preserve"> during encryption.</w:t>
+        <w:t>Random/unique value-added during encryption.</w:t>
       </w:r>
       <w:r>
         <w:rPr>
@@ -6974,19 +6858,7 @@
         <w:rPr>
           <w:lang w:val="en-IN"/>
         </w:rPr>
-        <w:t xml:space="preserve"> Once </w:t>
-      </w:r>
-      <w:r>
-        <w:rPr>
-          <w:lang w:val="en-IN"/>
-        </w:rPr>
-        <w:t>popular but</w:t>
-      </w:r>
-      <w:r>
-        <w:rPr>
-          <w:lang w:val="en-IN"/>
-        </w:rPr>
-        <w:t xml:space="preserve"> now considered vulnerable.</w:t>
+        <w:t> Once popular but now considered vulnerable.</w:t>
       </w:r>
     </w:p>
     <w:p>
@@ -8507,7 +8379,21 @@
         <w:rPr>
           <w:lang w:val="en-IN"/>
         </w:rPr>
-        <w:t> Produces a 128-bit hash. Once popular, it is now considered cryptographically broken because it is not collision-resistant.</w:t>
+        <w:t xml:space="preserve"> Produces a 128-bit hash. Once popular, it is now considered cryptographically broken because it is not </w:t>
+      </w:r>
+      <w:proofErr w:type="gramStart"/>
+      <w:r>
+        <w:rPr>
+          <w:lang w:val="en-IN"/>
+        </w:rPr>
+        <w:t>collision-resistant</w:t>
+      </w:r>
+      <w:proofErr w:type="gramEnd"/>
+      <w:r>
+        <w:rPr>
+          <w:lang w:val="en-IN"/>
+        </w:rPr>
+        <w:t>.</w:t>
       </w:r>
     </w:p>
     <w:p>
@@ -8692,7 +8578,21 @@
         <w:rPr>
           <w:lang w:val="en-IN"/>
         </w:rPr>
-        <w:t xml:space="preserve"> Ensures the message was not altered in transit. If even one bit changes, the signature becomes invalid.</w:t>
+        <w:t xml:space="preserve"> Ensures the message was not altered in transit. If even </w:t>
+      </w:r>
+      <w:proofErr w:type="gramStart"/>
+      <w:r>
+        <w:rPr>
+          <w:lang w:val="en-IN"/>
+        </w:rPr>
+        <w:t>one bit</w:t>
+      </w:r>
+      <w:proofErr w:type="gramEnd"/>
+      <w:r>
+        <w:rPr>
+          <w:lang w:val="en-IN"/>
+        </w:rPr>
+        <w:t xml:space="preserve"> changes, the signature becomes invalid.</w:t>
       </w:r>
     </w:p>
     <w:p>
@@ -8731,7 +8631,7 @@
           <w:lang w:val="en-IN"/>
         </w:rPr>
         <w:pict w14:anchorId="27149641">
-          <v:rect id="_x0000_i1495" style="width:0;height:1.5pt" o:hralign="center" o:hrstd="t" o:hr="t" fillcolor="#a0a0a0" stroked="f"/>
+          <v:rect id="_x0000_i1038" style="width:0;height:1.5pt" o:hralign="center" o:hrstd="t" o:hr="t" fillcolor="#a0a0a0" stroked="f"/>
         </w:pict>
       </w:r>
     </w:p>
@@ -8762,7 +8662,21 @@
         <w:rPr>
           <w:lang w:val="en-IN"/>
         </w:rPr>
-        <w:t xml:space="preserve">A digital signature doesn't actually "encrypt" the whole document. Instead, it signs a </w:t>
+        <w:t xml:space="preserve">A digital signature doesn't </w:t>
+      </w:r>
+      <w:proofErr w:type="gramStart"/>
+      <w:r>
+        <w:rPr>
+          <w:lang w:val="en-IN"/>
+        </w:rPr>
+        <w:t>actually "encrypt"</w:t>
+      </w:r>
+      <w:proofErr w:type="gramEnd"/>
+      <w:r>
+        <w:rPr>
+          <w:lang w:val="en-IN"/>
+        </w:rPr>
+        <w:t xml:space="preserve"> the whole document. Instead, it signs a </w:t>
       </w:r>
       <w:r>
         <w:rPr>
